--- a/speechs/SPEECH CRUZ ROJA.docx
+++ b/speechs/SPEECH CRUZ ROJA.docx
@@ -1049,7 +1049,7 @@
     </w:p>
     <w:p>
       <w:r>
-        <w:t xml:space="preserve">Lleva días dándole vueltas a llamar.</w:t>
+        <w:t xml:space="preserve">Ha pensado en llamar más de una vez.</w:t>
       </w:r>
     </w:p>
     <w:p>
@@ -1068,27 +1068,6 @@
           <w:bCs/>
         </w:rPr>
         <w:t xml:space="preserve">Llama a Cruz Roja Te Escucha.</w:t>
-      </w:r>
-    </w:p>
-    <w:p>
-      <w:pPr>
-        <w:rPr>
-          <w:rFonts w:cs="Segoe UI Emoji"/>
-        </w:rPr>
-      </w:pPr>
-      <w:r>
-        <w:rPr>
-          <w:rFonts w:cs="Segoe UI Emoji"/>
-        </w:rPr>
-        <w:t xml:space="preserve">Es </w:t>
-      </w:r>
-      <w:r>
-        <w:rPr>
-          <w:rFonts w:cs="Segoe UI Emoji"/>
-          <w:b/>
-          <w:bCs/>
-        </w:rPr>
-        <w:t>Cruz Roja Te Escucha.</w:t>
       </w:r>
     </w:p>
     <w:p>

--- a/speechs/SPEECH CRUZ ROJA.docx
+++ b/speechs/SPEECH CRUZ ROJA.docx
@@ -979,6 +979,44 @@
       </w:r>
     </w:p>
     <w:p>
+      <w:r>
+        <w:rPr>
+          <w:b/>
+          <w:bCs/>
+        </w:rPr>
+        <w:t xml:space="preserve">🔄 RESPIRO 3</w:t>
+      </w:r>
+    </w:p>
+    <w:p>
+      <w:r>
+        <w:rPr>
+          <w:b/>
+          <w:bCs/>
+        </w:rPr>
+        <w:t xml:space="preserve">«¿Tú crees que la gente sabe dónde pedir ayuda cuando la necesita?»</w:t>
+      </w:r>
+    </w:p>
+    <w:p>
+      <w:r>
+        <w:t xml:space="preserve">(Escucha. No rellenes el silencio.)</w:t>
+      </w:r>
+    </w:p>
+    <w:p>
+      <w:r>
+        <w:t xml:space="preserve">(Si dice que no: «Yo creo lo mismo. Y muchas veces esa es la parte más difícil: saber que existe.»)</w:t>
+      </w:r>
+    </w:p>
+    <w:p>
+      <w:r>
+        <w:t xml:space="preserve">(Si dice que sí: «Ojalá. Aunque muchas veces se descubre justo cuando hace falta.»)</w:t>
+      </w:r>
+    </w:p>
+    <w:p>
+      <w:r>
+        <w:t xml:space="preserve">(Si cuenta algo personal, escucha. No utilices lo que te cuente para vender.)</w:t>
+      </w:r>
+    </w:p>
+    <w:p>
       <w:pPr>
         <w:rPr>
           <w:rFonts w:cs="Segoe UI Emoji"/>
@@ -1218,7 +1256,7 @@
           <w:b/>
           <w:bCs/>
         </w:rPr>
-        <w:t xml:space="preserve">🔄 RESPIRO 3</w:t>
+        <w:t xml:space="preserve">🔄 RESPIRO 4</w:t>
       </w:r>
     </w:p>
     <w:p>

--- a/speechs/SPEECH CRUZ ROJA.docx
+++ b/speechs/SPEECH CRUZ ROJA.docx
@@ -911,7 +911,7 @@
           <w:b/>
           <w:bCs/>
         </w:rPr>
-        <w:t>pedir ayuda y facilitar su localización.</w:t>
+        <w:t xml:space="preserve">avisar y facilitar su localización.</w:t>
       </w:r>
     </w:p>
     <w:p>
@@ -928,26 +928,26 @@
     </w:p>
     <w:p>
       <w:r>
+        <w:t xml:space="preserve">Cada año, </w:t>
+      </w:r>
+      <w:r>
+        <w:rPr>
+          <w:b/>
+          <w:bCs/>
+        </w:rPr>
+        <w:t xml:space="preserve">28.000 mujeres</w:t>
+      </w:r>
+      <w:r>
+        <w:t xml:space="preserve"> son atendidas a través de ATENPRO.</w:t>
+      </w:r>
+    </w:p>
+    <w:p>
+      <w:r>
         <w:rPr>
           <w:b/>
           <w:bCs/>
         </w:rPr>
         <w:t xml:space="preserve">Y esa tarde vuelve a casa sabiendo que puede pedir ayuda.</w:t>
-      </w:r>
-    </w:p>
-    <w:p>
-      <w:r>
-        <w:t xml:space="preserve">Cada año, </w:t>
-      </w:r>
-      <w:r>
-        <w:rPr>
-          <w:b/>
-          <w:bCs/>
-        </w:rPr>
-        <w:t>28.000 mujeres</w:t>
-      </w:r>
-      <w:r>
-        <w:t xml:space="preserve"> son atendidas a través de ATENPRO.</w:t>
       </w:r>
     </w:p>
     <w:p>

--- a/speechs/SPEECH CRUZ ROJA.docx
+++ b/speechs/SPEECH CRUZ ROJA.docx
@@ -1556,6 +1556,18 @@
     </w:p>
     <w:p>
       <w:r>
+        <w:t xml:space="preserve">Aquella mañana no era nada grave. </w:t>
+      </w:r>
+      <w:r>
+        <w:rPr>
+          <w:b/>
+          <w:bCs/>
+        </w:rPr>
+        <w:t xml:space="preserve">Pero Carmen no lo sabía. Y no tuvo que averiguarlo sola.</w:t>
+      </w:r>
+    </w:p>
+    <w:p>
+      <w:r>
         <w:rPr>
           <w:i/>
           <w:iCs/>
@@ -1574,7 +1586,7 @@
     </w:p>
     <w:p>
       <w:r>
-        <w:t xml:space="preserve">Y habrá otra Carmen. Otro Leo. Otro David.</w:t>
+        <w:t xml:space="preserve">Y habrá otra Carmen, otro Leo, otro David, otra Sara y otra Nuria.</w:t>
       </w:r>
     </w:p>
     <w:p>

--- a/speechs/SPEECH CRUZ ROJA.docx
+++ b/speechs/SPEECH CRUZ ROJA.docx
@@ -1556,18 +1556,6 @@
     </w:p>
     <w:p>
       <w:r>
-        <w:t xml:space="preserve">Aquella mañana no era nada grave. </w:t>
-      </w:r>
-      <w:r>
-        <w:rPr>
-          <w:b/>
-          <w:bCs/>
-        </w:rPr>
-        <w:t xml:space="preserve">Pero Carmen no lo sabía. Y no tuvo que averiguarlo sola.</w:t>
-      </w:r>
-    </w:p>
-    <w:p>
-      <w:r>
         <w:rPr>
           <w:i/>
           <w:iCs/>
@@ -1586,7 +1574,7 @@
     </w:p>
     <w:p>
       <w:r>
-        <w:t xml:space="preserve">Y habrá otra Carmen, otro Leo, otro David, otra Sara y otra Nuria.</w:t>
+        <w:t xml:space="preserve">Y habrá otra Carmen. Otro Leo. Otro David.</w:t>
       </w:r>
     </w:p>
     <w:p>

--- a/speechs/SPEECH CRUZ ROJA.docx
+++ b/speechs/SPEECH CRUZ ROJA.docx
@@ -1466,6 +1466,21 @@
     </w:p>
     <w:p>
       <w:r>
+        <w:t xml:space="preserve">El centro que respondió a Carmen </w:t>
+      </w:r>
+      <w:r>
+        <w:rPr>
+          <w:b/>
+          <w:bCs/>
+        </w:rPr>
+        <w:t xml:space="preserve">no se apaga por la noche</w:t>
+      </w:r>
+      <w:r>
+        <w:t xml:space="preserve">. El dispositivo de Sara hay que pagarlo. Y a los voluntarios hay que formarlos.</w:t>
+      </w:r>
+    </w:p>
+    <w:p>
+      <w:r>
         <w:rPr>
           <w:i/>
           <w:iCs/>
@@ -1475,18 +1490,14 @@
     </w:p>
     <w:p>
       <w:r>
-        <w:rPr>
-          <w:b/>
-          <w:bCs/>
-        </w:rPr>
-        <w:t>Y u</w:t>
-      </w:r>
-      <w:r>
-        <w:rPr>
-          <w:b/>
-          <w:bCs/>
-        </w:rPr>
-        <w:t>na parte importante de esos recursos procede de las personas que deciden hacerse socias.</w:t>
+        <w:t xml:space="preserve">Y eso lo sostienen </w:t>
+      </w:r>
+      <w:r>
+        <w:rPr>
+          <w:b/>
+          <w:bCs/>
+        </w:rPr>
+        <w:t xml:space="preserve">las personas que deciden hacerse socias.</w:t>
       </w:r>
     </w:p>
     <w:p>

--- a/speechs/SPEECH CRUZ ROJA.docx
+++ b/speechs/SPEECH CRUZ ROJA.docx
@@ -262,7 +262,7 @@
     </w:p>
     <w:p>
       <w:r>
-        <w:t xml:space="preserve">Cruz Roja lleva más de 35 años trabajando en teleasistencia.</w:t>
+        <w:t xml:space="preserve">Cruz Roja lleva más de 30 años trabajando en teleasistencia.</w:t>
       </w:r>
     </w:p>
     <w:p>
@@ -547,44 +547,17 @@
     </w:p>
     <w:p>
       <w:r>
-        <w:t xml:space="preserve">Durante 2025, </w:t>
-      </w:r>
-      <w:r>
-        <w:t>este proyecto de Cruz Roja</w:t>
-      </w:r>
-      <w:r>
-        <w:t xml:space="preserve"> realizó </w:t>
-      </w:r>
-      <w:r>
-        <w:t xml:space="preserve">casi </w:t>
-      </w:r>
-      <w:r>
-        <w:rPr>
-          <w:b/>
-          <w:bCs/>
-        </w:rPr>
-        <w:t>8</w:t>
-      </w:r>
-      <w:r>
-        <w:rPr>
-          <w:b/>
-          <w:bCs/>
-        </w:rPr>
-        <w:t>.</w:t>
-      </w:r>
-      <w:r>
-        <w:rPr>
-          <w:b/>
-          <w:bCs/>
-        </w:rPr>
-        <w:t>000</w:t>
-      </w:r>
-      <w:r>
-        <w:rPr>
-          <w:b/>
-          <w:bCs/>
-        </w:rPr>
-        <w:t xml:space="preserve"> acompañamientos directos en centros hospitalarios.</w:t>
+        <w:t xml:space="preserve">Durante 2025, Cruz Roja acompañó así a </w:t>
+      </w:r>
+      <w:r>
+        <w:rPr>
+          <w:b/>
+          <w:bCs/>
+        </w:rPr>
+        <w:t xml:space="preserve">más de 50.000 niños y niñas</w:t>
+      </w:r>
+      <w:r>
+        <w:t xml:space="preserve"> en hospitales de toda España.</w:t>
       </w:r>
     </w:p>
     <w:p>

--- a/speechs/SPEECH CRUZ ROJA.docx
+++ b/speechs/SPEECH CRUZ ROJA.docx
@@ -102,19 +102,7 @@
         </w:rPr>
       </w:pPr>
       <w:r>
-        <w:rPr>
-          <w:rFonts w:ascii="Segoe UI Emoji" w:hAnsi="Segoe UI Emoji" w:cs="Segoe UI Emoji"/>
-          <w:b/>
-          <w:bCs/>
-        </w:rPr>
-        <w:t>🗣️</w:t>
-      </w:r>
-      <w:r>
-        <w:rPr>
-          <w:b/>
-          <w:bCs/>
-        </w:rPr>
-        <w:t xml:space="preserve"> Discurso · ~6 minutos</w:t>
+        <w:t xml:space="preserve">🗣️ Discurso · ~7 minutos</w:t>
       </w:r>
     </w:p>
     <w:p>
@@ -901,7 +889,7 @@
     </w:p>
     <w:p>
       <w:r>
-        <w:t xml:space="preserve">Cada año, </w:t>
+        <w:t xml:space="preserve">Más de </w:t>
       </w:r>
       <w:r>
         <w:rPr>
@@ -911,7 +899,7 @@
         <w:t xml:space="preserve">28.000 mujeres</w:t>
       </w:r>
       <w:r>
-        <w:t xml:space="preserve"> son atendidas a través de ATENPRO.</w:t>
+        <w:t xml:space="preserve"> tienen acceso a este apoyo.</w:t>
       </w:r>
     </w:p>
     <w:p>
@@ -1387,7 +1375,22 @@
           <w:b/>
           <w:bCs/>
         </w:rPr>
-        <w:t>Lo hemos visto en emergencias como la pandemia, el volcán de La Palma o los incendios forestales.</w:t>
+        <w:t xml:space="preserve">Lo hemos visto en emergencias como la DANA de Valencia, la pandemia o los incendios forestales.</w:t>
+      </w:r>
+    </w:p>
+    <w:p>
+      <w:r>
+        <w:t xml:space="preserve">En la DANA, Cruz Roja movilizó a </w:t>
+      </w:r>
+      <w:r>
+        <w:rPr>
+          <w:b/>
+          <w:bCs/>
+        </w:rPr>
+        <w:t xml:space="preserve">6.019 personas</w:t>
+      </w:r>
+      <w:r>
+        <w:t xml:space="preserve">, y lo hizo con sus propias sedes destruidas por la riada.</w:t>
       </w:r>
     </w:p>
     <w:p>

--- a/speechs/SPEECH CRUZ ROJA.docx
+++ b/speechs/SPEECH CRUZ ROJA.docx
@@ -664,7 +664,7 @@
           <w:b/>
           <w:bCs/>
         </w:rPr>
-        <w:t>Cruz Roja atendió a más de 280.000 personas en el ámbito del empleo.</w:t>
+        <w:t xml:space="preserve">Cruz Roja atendió a más de 281.000 personas en el ámbito del empleo.</w:t>
       </w:r>
     </w:p>
     <w:p>
